--- a/Anusha mv DAA (1).docx
+++ b/Anusha mv DAA (1).docx
@@ -873,16 +873,7 @@
                 <w:szCs w:val="24"/>
                 <w:lang w:val="en-IN" w:eastAsia="en-IN"/>
               </w:rPr>
-              <w:t xml:space="preserve"> </w:t>
-            </w:r>
-            <w:r>
-              <w:rPr>
-                <w:rFonts w:ascii="Arial" w:hAnsi="Arial" w:cs="Arial"/>
-                <w:sz w:val="24"/>
-                <w:szCs w:val="24"/>
-                <w:lang w:val="en-IN" w:eastAsia="en-IN"/>
-              </w:rPr>
-              <w:t xml:space="preserve">Given an undirected graph $G = (V, </w:t>
+              <w:t xml:space="preserve"> Given an undirected graph $G = (V, </w:t>
             </w:r>
             <w:proofErr w:type="gramStart"/>
             <w:r>
@@ -1889,33 +1880,11 @@
             <w:r>
               <w:t xml:space="preserve"> Profile: </w:t>
             </w:r>
-            <w:hyperlink r:id="rId7" w:history="1">
-              <w:r>
-                <w:rPr>
-                  <w:rStyle w:val="Hyperlink"/>
-                </w:rPr>
-                <w:t>https://docs.github.com/en/get-started/start-your-journey/creating-an-account-on-github</w:t>
-              </w:r>
-            </w:hyperlink>
-            <w:r>
-              <w:t xml:space="preserve"> </w:t>
-            </w:r>
           </w:p>
           <w:p/>
           <w:p>
             <w:r>
               <w:t xml:space="preserve">How to create a repository: </w:t>
-            </w:r>
-            <w:hyperlink r:id="rId8" w:history="1">
-              <w:r>
-                <w:rPr>
-                  <w:rStyle w:val="Hyperlink"/>
-                </w:rPr>
-                <w:t>https://www.youtube.com/watch?v=-RZ03WHqkaY</w:t>
-              </w:r>
-            </w:hyperlink>
-            <w:r>
-              <w:t xml:space="preserve"> </w:t>
             </w:r>
           </w:p>
         </w:tc>
@@ -2402,7 +2371,27 @@
               <w:rPr>
                 <w:rFonts w:ascii="Consolas" w:hAnsi="Consolas"/>
               </w:rPr>
-              <w:t xml:space="preserve"> * Mini Project: [Project Title]</w:t>
+              <w:t xml:space="preserve"> * Mini Project: [</w:t>
+            </w:r>
+            <w:proofErr w:type="spellStart"/>
+            <w:r>
+              <w:rPr>
+                <w:rFonts w:ascii="Consolas" w:hAnsi="Consolas"/>
+              </w:rPr>
+              <w:t>Dsatur</w:t>
+            </w:r>
+            <w:proofErr w:type="spellEnd"/>
+            <w:r>
+              <w:rPr>
+                <w:rFonts w:ascii="Consolas" w:hAnsi="Consolas"/>
+              </w:rPr>
+              <w:t xml:space="preserve"> algorithm</w:t>
+            </w:r>
+            <w:r>
+              <w:rPr>
+                <w:rFonts w:ascii="Consolas" w:hAnsi="Consolas"/>
+              </w:rPr>
+              <w:t>]</w:t>
             </w:r>
           </w:p>
         </w:tc>
@@ -2518,17 +2507,17 @@
               </w:rPr>
               <w:t xml:space="preserve"> [</w:t>
             </w:r>
+            <w:r>
+              <w:rPr>
+                <w:rFonts w:ascii="Consolas" w:hAnsi="Consolas"/>
+              </w:rPr>
+              <w:t>Anusha MV</w:t>
+            </w:r>
             <w:proofErr w:type="gramStart"/>
             <w:r>
               <w:rPr>
                 <w:rFonts w:ascii="Consolas" w:hAnsi="Consolas"/>
               </w:rPr>
-              <w:t>FARHAN</w:t>
-            </w:r>
-            <w:r>
-              <w:rPr>
-                <w:rFonts w:ascii="Consolas" w:hAnsi="Consolas"/>
-              </w:rPr>
               <w:t>]  |</w:t>
             </w:r>
             <w:proofErr w:type="gramEnd"/>
@@ -2542,7 +2531,7 @@
               <w:rPr>
                 <w:rFonts w:ascii="Consolas" w:hAnsi="Consolas"/>
               </w:rPr>
-              <w:t>56</w:t>
+              <w:t>11</w:t>
             </w:r>
             <w:r>
               <w:rPr>
@@ -2605,31 +2594,7 @@
               <w:rPr>
                 <w:rFonts w:ascii="Consolas" w:hAnsi="Consolas"/>
               </w:rPr>
-              <w:t>03</w:t>
-            </w:r>
-            <w:r>
-              <w:rPr>
-                <w:rFonts w:ascii="Consolas" w:hAnsi="Consolas"/>
-              </w:rPr>
-              <w:t>-</w:t>
-            </w:r>
-            <w:r>
-              <w:rPr>
-                <w:rFonts w:ascii="Consolas" w:hAnsi="Consolas"/>
-              </w:rPr>
-              <w:t>11</w:t>
-            </w:r>
-            <w:r>
-              <w:rPr>
-                <w:rFonts w:ascii="Consolas" w:hAnsi="Consolas"/>
-              </w:rPr>
-              <w:t>-</w:t>
-            </w:r>
-            <w:r>
-              <w:rPr>
-                <w:rFonts w:ascii="Consolas" w:hAnsi="Consolas"/>
-              </w:rPr>
-              <w:t>2005</w:t>
+              <w:t>27-05-2026</w:t>
             </w:r>
             <w:r>
               <w:rPr>
@@ -3211,21 +3176,7 @@
               <w:rPr>
                 <w:rFonts w:ascii="Consolas" w:hAnsi="Consolas"/>
               </w:rPr>
-              <w:t xml:space="preserve">] &gt; </w:t>
-            </w:r>
-            <w:proofErr w:type="spellStart"/>
-            <w:r>
-              <w:rPr>
-                <w:rFonts w:ascii="Consolas" w:hAnsi="Consolas"/>
-              </w:rPr>
-              <w:t>max_deg</w:t>
-            </w:r>
-            <w:proofErr w:type="spellEnd"/>
-            <w:r>
-              <w:rPr>
-                <w:rFonts w:ascii="Consolas" w:hAnsi="Consolas"/>
-              </w:rPr>
-              <w:t>)) {</w:t>
+              <w:t>] &gt; max_deg)) {</w:t>
             </w:r>
           </w:p>
           <w:p>
@@ -4849,7 +4800,7 @@
                     <pic:cNvPicPr/>
                   </pic:nvPicPr>
                   <pic:blipFill>
-                    <a:blip r:embed="rId9">
+                    <a:blip r:embed="rId7">
                       <a:extLst>
                         <a:ext uri="{28A0092B-C50C-407E-A947-70E740481C1C}">
                           <a14:useLocalDpi xmlns:a14="http://schemas.microsoft.com/office/drawing/2010/main" val="0"/>
@@ -6662,7 +6613,7 @@
                           <pic:cNvPicPr/>
                         </pic:nvPicPr>
                         <pic:blipFill>
-                          <a:blip r:embed="rId10">
+                          <a:blip r:embed="rId8">
                             <a:extLst>
                               <a:ext uri="{28A0092B-C50C-407E-A947-70E740481C1C}">
                                 <a14:useLocalDpi xmlns:a14="http://schemas.microsoft.com/office/drawing/2010/main" val="0"/>
@@ -6776,7 +6727,7 @@
                           <pic:cNvPicPr/>
                         </pic:nvPicPr>
                         <pic:blipFill>
-                          <a:blip r:embed="rId11">
+                          <a:blip r:embed="rId9">
                             <a:extLst>
                               <a:ext uri="{28A0092B-C50C-407E-A947-70E740481C1C}">
                                 <a14:useLocalDpi xmlns:a14="http://schemas.microsoft.com/office/drawing/2010/main" val="0"/>
@@ -6889,7 +6840,7 @@
                           <pic:cNvPicPr/>
                         </pic:nvPicPr>
                         <pic:blipFill>
-                          <a:blip r:embed="rId12">
+                          <a:blip r:embed="rId10">
                             <a:extLst>
                               <a:ext uri="{28A0092B-C50C-407E-A947-70E740481C1C}">
                                 <a14:useLocalDpi xmlns:a14="http://schemas.microsoft.com/office/drawing/2010/main" val="0"/>
@@ -7003,7 +6954,7 @@
                           <pic:cNvPicPr/>
                         </pic:nvPicPr>
                         <pic:blipFill>
-                          <a:blip r:embed="rId13">
+                          <a:blip r:embed="rId11">
                             <a:extLst>
                               <a:ext uri="{28A0092B-C50C-407E-A947-70E740481C1C}">
                                 <a14:useLocalDpi xmlns:a14="http://schemas.microsoft.com/office/drawing/2010/main" val="0"/>
@@ -7116,7 +7067,7 @@
                           <pic:cNvPicPr/>
                         </pic:nvPicPr>
                         <pic:blipFill>
-                          <a:blip r:embed="rId14">
+                          <a:blip r:embed="rId12">
                             <a:extLst>
                               <a:ext uri="{28A0092B-C50C-407E-A947-70E740481C1C}">
                                 <a14:useLocalDpi xmlns:a14="http://schemas.microsoft.com/office/drawing/2010/main" val="0"/>
@@ -10939,7 +10890,7 @@
         </w:rPr>
         <w:t xml:space="preserve"> | Set 2 (Greedy Algorithm)," [Online]. Available: </w:t>
       </w:r>
-      <w:hyperlink r:id="rId15" w:tgtFrame="_blank" w:history="1">
+      <w:hyperlink r:id="rId13" w:tgtFrame="_blank" w:history="1">
         <w:r>
           <w:rPr>
             <w:rStyle w:val="Hyperlink"/>
@@ -11137,7 +11088,14 @@
                 <w:rFonts w:ascii="Arial" w:eastAsia="Arial" w:hAnsi="Arial" w:cs="Arial"/>
                 <w:color w:val="4A4A4A"/>
               </w:rPr>
-              <w:t>R24EQ056</w:t>
+              <w:t>R24EQ0</w:t>
+            </w:r>
+            <w:r>
+              <w:rPr>
+                <w:rFonts w:ascii="Arial" w:eastAsia="Arial" w:hAnsi="Arial" w:cs="Arial"/>
+                <w:color w:val="4A4A4A"/>
+              </w:rPr>
+              <w:t>11]</w:t>
             </w:r>
             <w:r>
               <w:rPr>
@@ -11219,14 +11177,14 @@
               </w:rPr>
               <w:t>[</w:t>
             </w:r>
-            <w:proofErr w:type="gramStart"/>
             <w:r>
               <w:rPr>
                 <w:rFonts w:ascii="Arial" w:eastAsia="Arial" w:hAnsi="Arial" w:cs="Arial"/>
                 <w:color w:val="4A4A4A"/>
               </w:rPr>
-              <w:t>FARHAN</w:t>
-            </w:r>
+              <w:t>Anusha mv</w:t>
+            </w:r>
+            <w:proofErr w:type="gramStart"/>
             <w:r>
               <w:rPr>
                 <w:rFonts w:ascii="Arial" w:eastAsia="Arial" w:hAnsi="Arial" w:cs="Arial"/>
@@ -11247,37 +11205,37 @@
                 <w:rFonts w:ascii="Arial" w:eastAsia="Arial" w:hAnsi="Arial" w:cs="Arial"/>
                 <w:color w:val="4A4A4A"/>
               </w:rPr>
-              <w:t>R24EQ056</w:t>
-            </w:r>
-            <w:proofErr w:type="gramStart"/>
+              <w:t>R24EQ0</w:t>
+            </w:r>
             <w:r>
               <w:rPr>
                 <w:rFonts w:ascii="Arial" w:eastAsia="Arial" w:hAnsi="Arial" w:cs="Arial"/>
                 <w:color w:val="4A4A4A"/>
               </w:rPr>
-              <w:t>]  |</w:t>
-            </w:r>
-            <w:proofErr w:type="gramEnd"/>
+              <w:t>11</w:t>
+            </w:r>
+            <w:proofErr w:type="gramStart"/>
             <w:r>
               <w:rPr>
                 <w:rFonts w:ascii="Arial" w:eastAsia="Arial" w:hAnsi="Arial" w:cs="Arial"/>
                 <w:color w:val="4A4A4A"/>
               </w:rPr>
-              <w:t xml:space="preserve">  Signature: __</w:t>
-            </w:r>
+              <w:t>]  |</w:t>
+            </w:r>
+            <w:proofErr w:type="gramEnd"/>
             <w:r>
               <w:rPr>
                 <w:rFonts w:ascii="Arial" w:eastAsia="Arial" w:hAnsi="Arial" w:cs="Arial"/>
                 <w:color w:val="4A4A4A"/>
               </w:rPr>
-              <w:t>FARHAN</w:t>
+              <w:t xml:space="preserve">  Signature: </w:t>
             </w:r>
             <w:r>
               <w:rPr>
                 <w:rFonts w:ascii="Arial" w:eastAsia="Arial" w:hAnsi="Arial" w:cs="Arial"/>
                 <w:color w:val="4A4A4A"/>
               </w:rPr>
-              <w:t>___________</w:t>
+              <w:t>Anusha mv</w:t>
             </w:r>
           </w:p>
         </w:tc>
@@ -11336,14 +11294,14 @@
               </w:rPr>
               <w:t>[</w:t>
             </w:r>
-            <w:proofErr w:type="gramStart"/>
             <w:r>
               <w:rPr>
                 <w:rFonts w:ascii="Arial" w:eastAsia="Arial" w:hAnsi="Arial" w:cs="Arial"/>
                 <w:color w:val="4A4A4A"/>
               </w:rPr>
-              <w:t>FARHAN</w:t>
-            </w:r>
+              <w:t>Anusha mv</w:t>
+            </w:r>
+            <w:proofErr w:type="gramStart"/>
             <w:r>
               <w:rPr>
                 <w:rFonts w:ascii="Arial" w:eastAsia="Arial" w:hAnsi="Arial" w:cs="Arial"/>
@@ -11364,7 +11322,14 @@
                 <w:rFonts w:ascii="Arial" w:eastAsia="Arial" w:hAnsi="Arial" w:cs="Arial"/>
                 <w:color w:val="4A4A4A"/>
               </w:rPr>
-              <w:t>R24EQ056</w:t>
+              <w:t>R24EQ0</w:t>
+            </w:r>
+            <w:r>
+              <w:rPr>
+                <w:rFonts w:ascii="Arial" w:eastAsia="Arial" w:hAnsi="Arial" w:cs="Arial"/>
+                <w:color w:val="4A4A4A"/>
+              </w:rPr>
+              <w:t>11</w:t>
             </w:r>
             <w:proofErr w:type="gramStart"/>
             <w:r>
@@ -11544,8 +11509,8 @@
     </w:p>
     <w:p/>
     <w:sectPr>
-      <w:headerReference w:type="default" r:id="rId16"/>
-      <w:footerReference w:type="default" r:id="rId17"/>
+      <w:headerReference w:type="default" r:id="rId14"/>
+      <w:footerReference w:type="default" r:id="rId15"/>
       <w:pgSz w:w="11910" w:h="16840"/>
       <w:pgMar w:top="1440" w:right="1080" w:bottom="1440" w:left="1080" w:header="1121" w:footer="993" w:gutter="0"/>
       <w:pgBorders w:offsetFrom="page">
@@ -12967,6 +12932,7 @@
   <w:style w:type="character" w:default="1" w:styleId="DefaultParagraphFont">
     <w:name w:val="Default Paragraph Font"/>
     <w:uiPriority w:val="1"/>
+    <w:semiHidden/>
     <w:unhideWhenUsed/>
   </w:style>
   <w:style w:type="table" w:default="1" w:styleId="TableNormal">
